--- a/ind/docx/014.content.docx
+++ b/ind/docx/014.content.docx
@@ -237,18 +237,13 @@
         </w:rPr>
         <w:t xml:space="preserve"> adalah orang-orang yang menjadi orang asing di suatu negara dan tinggal sementara di sana, meskipun itu bukan tempat mereka dilahirkan. </w:t>
       </w:r>
-      <w:hyperlink r:id="rId13">
-        <w:r>
-          <w:rPr>
-            <w:lang w:val="id_ID" w:bidi="id_ID"/>
-          </w:rPr>
-          <w:rPr>
-            <w:color w:val="0000EE"/>
-            <w:u w:val="single"/>
-          </w:rPr>
-          <w:t>Abraham</w:t>
-        </w:r>
-      </w:hyperlink>
+      <w:r>
+        <w:rPr>
+          <w:b/>
+          <w:lang w:val="id_ID" w:bidi="id_ID"/>
+        </w:rPr>
+        <w:t>Abraham</w:t>
+      </w:r>
       <w:r>
         <w:rPr>
           <w:lang w:val="id_ID" w:bidi="id_ID"/>
@@ -316,18 +311,13 @@
         </w:rPr>
         <w:t xml:space="preserve">Seseorang adalah </w:t>
       </w:r>
-      <w:hyperlink r:id="rId14">
-        <w:r>
-          <w:rPr>
-            <w:lang w:val="id_ID" w:bidi="id_ID"/>
-          </w:rPr>
-          <w:rPr>
-            <w:color w:val="0000EE"/>
-            <w:u w:val="single"/>
-          </w:rPr>
-          <w:t>orang asing</w:t>
-        </w:r>
-      </w:hyperlink>
+      <w:r>
+        <w:rPr>
+          <w:b/>
+          <w:lang w:val="id_ID" w:bidi="id_ID"/>
+        </w:rPr>
+        <w:t>orang asing</w:t>
+      </w:r>
       <w:r>
         <w:rPr>
           <w:lang w:val="id_ID" w:bidi="id_ID"/>
@@ -347,18 +337,13 @@
         </w:rPr>
         <w:t xml:space="preserve"> adalah orang-orang yang menjadi orang asing di suatu negara dan tinggal sementara di sana, meskipun itu bukan tempat mereka dilahirkan. </w:t>
       </w:r>
-      <w:hyperlink r:id="rId13">
-        <w:r>
-          <w:rPr>
-            <w:lang w:val="id_ID" w:bidi="id_ID"/>
-          </w:rPr>
-          <w:rPr>
-            <w:color w:val="0000EE"/>
-            <w:u w:val="single"/>
-          </w:rPr>
-          <w:t>Abraham</w:t>
-        </w:r>
-      </w:hyperlink>
+      <w:r>
+        <w:rPr>
+          <w:b/>
+          <w:lang w:val="id_ID" w:bidi="id_ID"/>
+        </w:rPr>
+        <w:t>Abraham</w:t>
+      </w:r>
       <w:r>
         <w:rPr>
           <w:lang w:val="id_ID" w:bidi="id_ID"/>
@@ -435,7 +420,6 @@
       </w:r>
       <w:r>
         <w:rPr>
-          <w:b/>
           <w:lang w:val="id_ID" w:bidi="id_ID"/>
         </w:rPr>
         <w:t>keturunan</w:t>
@@ -446,72 +430,48 @@
         </w:rPr>
         <w:t xml:space="preserve"> Yakub. </w:t>
       </w:r>
-      <w:hyperlink r:id="rId13">
-        <w:r>
-          <w:rPr>
-            <w:lang w:val="id_ID" w:bidi="id_ID"/>
-          </w:rPr>
-          <w:rPr>
-            <w:color w:val="0000EE"/>
-            <w:u w:val="single"/>
-          </w:rPr>
-          <w:t>Abraham</w:t>
-        </w:r>
-      </w:hyperlink>
+      <w:r>
+        <w:rPr>
+          <w:lang w:val="id_ID" w:bidi="id_ID"/>
+        </w:rPr>
+        <w:t>Abraham</w:t>
+      </w:r>
       <w:r>
         <w:rPr>
           <w:lang w:val="id_ID" w:bidi="id_ID"/>
         </w:rPr>
         <w:t xml:space="preserve">, kakek Yakub, adalah seorang yang hidup sekitar 2000 tahun sebelum kelahiran Yesus. Ketika Abraham berusia 75 tahun, Allah berbicara kepadanya. Allah menyuruhnya untuk meninggalkan tanah airnya dan pergi ke tempat yang akan ditunjukkan Allah kepadanya. Allah berfirman bahwa Ia akan memberkati Abraham, bahwa Ia akan menjadikannya sebagai </w:t>
       </w:r>
-      <w:hyperlink r:id="rId15">
-        <w:r>
-          <w:rPr>
-            <w:lang w:val="id_ID" w:bidi="id_ID"/>
-          </w:rPr>
-          <w:rPr>
-            <w:color w:val="0000EE"/>
-            <w:u w:val="single"/>
-          </w:rPr>
-          <w:t>bangsa</w:t>
-        </w:r>
-      </w:hyperlink>
+      <w:r>
+        <w:rPr>
+          <w:lang w:val="id_ID" w:bidi="id_ID"/>
+        </w:rPr>
+        <w:t>bangsa</w:t>
+      </w:r>
       <w:r>
         <w:rPr>
           <w:lang w:val="id_ID" w:bidi="id_ID"/>
         </w:rPr>
         <w:t xml:space="preserve"> yang besar, dan bahwa Allah akan </w:t>
       </w:r>
-      <w:hyperlink r:id="rId16">
-        <w:r>
-          <w:rPr>
-            <w:lang w:val="id_ID" w:bidi="id_ID"/>
-          </w:rPr>
-          <w:rPr>
-            <w:color w:val="0000EE"/>
-            <w:u w:val="single"/>
-          </w:rPr>
-          <w:t>memberkati</w:t>
-        </w:r>
-      </w:hyperlink>
+      <w:r>
+        <w:rPr>
+          <w:lang w:val="id_ID" w:bidi="id_ID"/>
+        </w:rPr>
+        <w:t>memberkati</w:t>
+      </w:r>
       <w:r>
         <w:rPr>
           <w:lang w:val="id_ID" w:bidi="id_ID"/>
         </w:rPr>
         <w:t xml:space="preserve"> semua bangsa di dunia melalui Abraham. Abraham menaati Allah dan Allah menuntun dia ke wilayah yang pada saat itu disebut </w:t>
       </w:r>
-      <w:hyperlink r:id="rId17">
-        <w:r>
-          <w:rPr>
-            <w:lang w:val="id_ID" w:bidi="id_ID"/>
-          </w:rPr>
-          <w:rPr>
-            <w:color w:val="0000EE"/>
-            <w:u w:val="single"/>
-          </w:rPr>
-          <w:t>Kanaan</w:t>
-        </w:r>
-      </w:hyperlink>
+      <w:r>
+        <w:rPr>
+          <w:lang w:val="id_ID" w:bidi="id_ID"/>
+        </w:rPr>
+        <w:t>Kanaan</w:t>
+      </w:r>
       <w:r>
         <w:rPr>
           <w:lang w:val="id_ID" w:bidi="id_ID"/>
@@ -546,18 +506,12 @@
         </w:rPr>
         <w:t xml:space="preserve">Karena Allah telah membuat janji kepada Abraham, dan kemudian kepada Ishak dan Yakub, orang-orang Israel adalah umat Allah yang khusus. Allah membuat </w:t>
       </w:r>
-      <w:hyperlink r:id="rId18">
-        <w:r>
-          <w:rPr>
-            <w:lang w:val="id_ID" w:bidi="id_ID"/>
-          </w:rPr>
-          <w:rPr>
-            <w:color w:val="0000EE"/>
-            <w:u w:val="single"/>
-          </w:rPr>
-          <w:t>perjanjian</w:t>
-        </w:r>
-      </w:hyperlink>
+      <w:r>
+        <w:rPr>
+          <w:lang w:val="id_ID" w:bidi="id_ID"/>
+        </w:rPr>
+        <w:t>perjanjian</w:t>
+      </w:r>
       <w:r>
         <w:rPr>
           <w:lang w:val="id_ID" w:bidi="id_ID"/>
@@ -566,7 +520,6 @@
       </w:r>
       <w:r>
         <w:rPr>
-          <w:b/>
           <w:lang w:val="id_ID" w:bidi="id_ID"/>
         </w:rPr>
         <w:t>perintah</w:t>
@@ -591,54 +544,36 @@
         </w:rPr>
         <w:t xml:space="preserve">Tanah di mana orang Israel tinggal disebut </w:t>
       </w:r>
-      <w:hyperlink r:id="rId19">
-        <w:r>
-          <w:rPr>
-            <w:lang w:val="id_ID" w:bidi="id_ID"/>
-          </w:rPr>
-          <w:rPr>
-            <w:color w:val="0000EE"/>
-            <w:u w:val="single"/>
-          </w:rPr>
-          <w:t>Israel</w:t>
-        </w:r>
-      </w:hyperlink>
+      <w:r>
+        <w:rPr>
+          <w:lang w:val="id_ID" w:bidi="id_ID"/>
+        </w:rPr>
+        <w:t>Israel</w:t>
+      </w:r>
       <w:r>
         <w:rPr>
           <w:lang w:val="id_ID" w:bidi="id_ID"/>
         </w:rPr>
         <w:t xml:space="preserve">. Tanah ini terbagi di antara berbagai suku Israel. Pertama, orang-orang yang disebut "hakim-hakim" memerintah orang Israel. Ketika bangsa Israel meminta Allah untuk memberikan mereka seorang </w:t>
       </w:r>
-      <w:hyperlink r:id="rId20">
-        <w:r>
-          <w:rPr>
-            <w:lang w:val="id_ID" w:bidi="id_ID"/>
-          </w:rPr>
-          <w:rPr>
-            <w:color w:val="0000EE"/>
-            <w:u w:val="single"/>
-          </w:rPr>
-          <w:t>raja</w:t>
-        </w:r>
-      </w:hyperlink>
+      <w:r>
+        <w:rPr>
+          <w:lang w:val="id_ID" w:bidi="id_ID"/>
+        </w:rPr>
+        <w:t>raja</w:t>
+      </w:r>
       <w:r>
         <w:rPr>
           <w:lang w:val="id_ID" w:bidi="id_ID"/>
         </w:rPr>
         <w:t xml:space="preserve">, Allah menunjuk seorang raja untuk memerintah atas mereka. Pada awalnya ini berjalan dengan baik, dan di bawah pemerintahan raja </w:t>
       </w:r>
-      <w:hyperlink r:id="rId21">
-        <w:r>
-          <w:rPr>
-            <w:lang w:val="id_ID" w:bidi="id_ID"/>
-          </w:rPr>
-          <w:rPr>
-            <w:color w:val="0000EE"/>
-            <w:u w:val="single"/>
-          </w:rPr>
-          <w:t>Daud</w:t>
-        </w:r>
-      </w:hyperlink>
+      <w:r>
+        <w:rPr>
+          <w:lang w:val="id_ID" w:bidi="id_ID"/>
+        </w:rPr>
+        <w:t>Daud</w:t>
+      </w:r>
       <w:r>
         <w:rPr>
           <w:lang w:val="id_ID" w:bidi="id_ID"/>
@@ -661,7 +596,6 @@
       </w:r>
       <w:r>
         <w:rPr>
-          <w:b/>
           <w:lang w:val="id_ID" w:bidi="id_ID"/>
         </w:rPr>
         <w:t>Yehuda</w:t>
@@ -672,18 +606,12 @@
         </w:rPr>
         <w:t xml:space="preserve">. Disebut Yehuda karena suku Yehuda adalah yang terbesar dari dua suku yang bersama-sama membentuk kerajaan </w:t>
       </w:r>
-      <w:hyperlink r:id="rId22">
-        <w:r>
-          <w:rPr>
-            <w:lang w:val="id_ID" w:bidi="id_ID"/>
-          </w:rPr>
-          <w:rPr>
-            <w:color w:val="0000EE"/>
-            <w:u w:val="single"/>
-          </w:rPr>
-          <w:t>selatan</w:t>
-        </w:r>
-      </w:hyperlink>
+      <w:r>
+        <w:rPr>
+          <w:lang w:val="id_ID" w:bidi="id_ID"/>
+        </w:rPr>
+        <w:t>selatan</w:t>
+      </w:r>
       <w:r>
         <w:rPr>
           <w:lang w:val="id_ID" w:bidi="id_ID"/>
@@ -704,18 +632,12 @@
         </w:rPr>
         <w:t xml:space="preserve">Masing-masing memiliki raja mereka sendiri. </w:t>
       </w:r>
-      <w:hyperlink r:id="rId15">
-        <w:r>
-          <w:rPr>
-            <w:lang w:val="id_ID" w:bidi="id_ID"/>
-          </w:rPr>
-          <w:rPr>
-            <w:color w:val="0000EE"/>
-            <w:u w:val="single"/>
-          </w:rPr>
-          <w:t>Bangsa</w:t>
-        </w:r>
-      </w:hyperlink>
+      <w:r>
+        <w:rPr>
+          <w:lang w:val="id_ID" w:bidi="id_ID"/>
+        </w:rPr>
+        <w:t>Bangsa</w:t>
+      </w:r>
       <w:r>
         <w:rPr>
           <w:lang w:val="id_ID" w:bidi="id_ID"/>
@@ -736,18 +658,12 @@
         </w:rPr>
         <w:t xml:space="preserve">Kerajaan Yehuda berlangsung sedikit lebih lama, tetapi setelah beberapa tahun Allah juga menghukum mereka karena ketidaktaatan mereka. Bangsa asing lain, orang Babilonia, datang dan menghancurkan kota </w:t>
       </w:r>
-      <w:hyperlink r:id="rId23">
-        <w:r>
-          <w:rPr>
-            <w:lang w:val="id_ID" w:bidi="id_ID"/>
-          </w:rPr>
-          <w:rPr>
-            <w:color w:val="0000EE"/>
-            <w:u w:val="single"/>
-          </w:rPr>
-          <w:t>Yerusalem</w:t>
-        </w:r>
-      </w:hyperlink>
+      <w:r>
+        <w:rPr>
+          <w:lang w:val="id_ID" w:bidi="id_ID"/>
+        </w:rPr>
+        <w:t>Yerusalem</w:t>
+      </w:r>
       <w:r>
         <w:rPr>
           <w:lang w:val="id_ID" w:bidi="id_ID"/>
@@ -756,7 +672,6 @@
       </w:r>
       <w:r>
         <w:rPr>
-          <w:b/>
           <w:lang w:val="id_ID" w:bidi="id_ID"/>
         </w:rPr>
         <w:t>Yahudi</w:t>
@@ -767,72 +682,48 @@
         </w:rPr>
         <w:t xml:space="preserve">, yang berarti "orang-orang dari Yehuda." Kemudian, Allah mengizinkan orang Yahudi untuk kembali ke Yehuda, di mana mereka membangun kembali kota Yerusalem dan </w:t>
       </w:r>
-      <w:hyperlink r:id="rId24">
-        <w:r>
-          <w:rPr>
-            <w:lang w:val="id_ID" w:bidi="id_ID"/>
-          </w:rPr>
-          <w:rPr>
-            <w:color w:val="0000EE"/>
-            <w:u w:val="single"/>
-          </w:rPr>
-          <w:t>Bait Suci</w:t>
-        </w:r>
-      </w:hyperlink>
+      <w:r>
+        <w:rPr>
+          <w:lang w:val="id_ID" w:bidi="id_ID"/>
+        </w:rPr>
+        <w:t>Bait Suci</w:t>
+      </w:r>
       <w:r>
         <w:rPr>
           <w:lang w:val="id_ID" w:bidi="id_ID"/>
         </w:rPr>
         <w:t xml:space="preserve">. Tetapi Yehuda tidak akan pernah menjadi sebuah kerajaan yang merdeka lagi Pada masa Perjanjian Baru, bangsa lain bernama Roma sedang memerintah atas daerah yang telah bernama Israel. Apa yang tadinya adalah kerajaan Yehuda selatan, sekarang disebut provinsi Romawi di </w:t>
       </w:r>
-      <w:hyperlink r:id="rId25">
-        <w:r>
-          <w:rPr>
-            <w:lang w:val="id_ID" w:bidi="id_ID"/>
-          </w:rPr>
-          <w:rPr>
-            <w:color w:val="0000EE"/>
-            <w:u w:val="single"/>
-          </w:rPr>
-          <w:t>Yudea</w:t>
-        </w:r>
-      </w:hyperlink>
+      <w:r>
+        <w:rPr>
+          <w:lang w:val="id_ID" w:bidi="id_ID"/>
+        </w:rPr>
+        <w:t>Yudea</w:t>
+      </w:r>
       <w:r>
         <w:rPr>
           <w:lang w:val="id_ID" w:bidi="id_ID"/>
         </w:rPr>
         <w:t xml:space="preserve">. Apa yang telah menjadi kerajaan Israel utara, sekarang secara umum adalah provinsi Romawi di </w:t>
       </w:r>
-      <w:hyperlink r:id="rId26">
-        <w:r>
-          <w:rPr>
-            <w:lang w:val="id_ID" w:bidi="id_ID"/>
-          </w:rPr>
-          <w:rPr>
-            <w:color w:val="0000EE"/>
-            <w:u w:val="single"/>
-          </w:rPr>
-          <w:t>Samaria</w:t>
-        </w:r>
-      </w:hyperlink>
+      <w:r>
+        <w:rPr>
+          <w:lang w:val="id_ID" w:bidi="id_ID"/>
+        </w:rPr>
+        <w:t>Samaria</w:t>
+      </w:r>
       <w:r>
         <w:rPr>
           <w:lang w:val="id_ID" w:bidi="id_ID"/>
         </w:rPr>
         <w:t xml:space="preserve"> dan </w:t>
       </w:r>
-      <w:hyperlink r:id="rId27">
-        <w:r>
-          <w:rPr>
-            <w:lang w:val="id_ID" w:bidi="id_ID"/>
-          </w:rPr>
-          <w:rPr>
-            <w:color w:val="0000EE"/>
-            <w:u w:val="single"/>
-          </w:rPr>
-          <w:t>Galilea</w:t>
-        </w:r>
-      </w:hyperlink>
+      <w:r>
+        <w:rPr>
+          <w:lang w:val="id_ID" w:bidi="id_ID"/>
+        </w:rPr>
+        <w:t>Galilea</w:t>
+      </w:r>
       <w:r>
         <w:rPr>
           <w:lang w:val="id_ID" w:bidi="id_ID"/>
@@ -900,36 +791,24 @@
         </w:rPr>
         <w:t xml:space="preserve"> hanya berarti "orang-orang </w:t>
       </w:r>
-      <w:hyperlink r:id="rId28">
-        <w:r>
-          <w:rPr>
-            <w:lang w:val="id_ID" w:bidi="id_ID"/>
-          </w:rPr>
-          <w:rPr>
-            <w:color w:val="0000EE"/>
-            <w:u w:val="single"/>
-          </w:rPr>
-          <w:t>suci</w:t>
-        </w:r>
-      </w:hyperlink>
+      <w:r>
+        <w:rPr>
+          <w:lang w:val="id_ID" w:bidi="id_ID"/>
+        </w:rPr>
+        <w:t>suci</w:t>
+      </w:r>
       <w:r>
         <w:rPr>
           <w:lang w:val="id_ID" w:bidi="id_ID"/>
         </w:rPr>
         <w:t xml:space="preserve">." Dalam Perjanjian Lama, orang-orang kudus, atau orang-orang suci, adalah orang-orang yang mentaati </w:t>
       </w:r>
-      <w:hyperlink r:id="rId29">
-        <w:r>
-          <w:rPr>
-            <w:lang w:val="id_ID" w:bidi="id_ID"/>
-          </w:rPr>
-          <w:rPr>
-            <w:color w:val="0000EE"/>
-            <w:u w:val="single"/>
-          </w:rPr>
-          <w:t>Allah</w:t>
-        </w:r>
-      </w:hyperlink>
+      <w:r>
+        <w:rPr>
+          <w:lang w:val="id_ID" w:bidi="id_ID"/>
+        </w:rPr>
+        <w:t>Allah</w:t>
+      </w:r>
       <w:r>
         <w:rPr>
           <w:lang w:val="id_ID" w:bidi="id_ID"/>
@@ -984,18 +863,12 @@
         </w:rPr>
         <w:t xml:space="preserve">Orang-orang Lewi adalah orang-orang yang termasuk dalam suku Lewi, salah satu dari 12 suku </w:t>
       </w:r>
-      <w:hyperlink r:id="rId19">
-        <w:r>
-          <w:rPr>
-            <w:lang w:val="id_ID" w:bidi="id_ID"/>
-          </w:rPr>
-          <w:rPr>
-            <w:color w:val="0000EE"/>
-            <w:u w:val="single"/>
-          </w:rPr>
-          <w:t>Israel</w:t>
-        </w:r>
-      </w:hyperlink>
+      <w:r>
+        <w:rPr>
+          <w:lang w:val="id_ID" w:bidi="id_ID"/>
+        </w:rPr>
+        <w:t>Israel</w:t>
+      </w:r>
       <w:r>
         <w:rPr>
           <w:lang w:val="id_ID" w:bidi="id_ID"/>
@@ -1018,7 +891,6 @@
       </w:r>
       <w:r>
         <w:rPr>
-          <w:b/>
           <w:lang w:val="id_ID" w:bidi="id_ID"/>
         </w:rPr>
         <w:t>Israel</w:t>
@@ -1029,18 +901,12 @@
         </w:rPr>
         <w:t xml:space="preserve"> adalah </w:t>
       </w:r>
-      <w:hyperlink r:id="rId13">
-        <w:r>
-          <w:rPr>
-            <w:lang w:val="id_ID" w:bidi="id_ID"/>
-          </w:rPr>
-          <w:rPr>
-            <w:color w:val="0000EE"/>
-            <w:u w:val="single"/>
-          </w:rPr>
-          <w:t>Abraham</w:t>
-        </w:r>
-      </w:hyperlink>
+      <w:r>
+        <w:rPr>
+          <w:lang w:val="id_ID" w:bidi="id_ID"/>
+        </w:rPr>
+        <w:t>Abraham</w:t>
+      </w:r>
       <w:r>
         <w:rPr>
           <w:lang w:val="id_ID" w:bidi="id_ID"/>
@@ -1061,18 +927,12 @@
         </w:rPr>
         <w:t>Musa, melalui dia Allah memberikan hukum kepada umat-</w:t>
       </w:r>
-      <w:hyperlink r:id="rId30">
-        <w:r>
-          <w:rPr>
-            <w:lang w:val="id_ID" w:bidi="id_ID"/>
-          </w:rPr>
-          <w:rPr>
-            <w:color w:val="0000EE"/>
-            <w:u w:val="single"/>
-          </w:rPr>
-          <w:t>Nya</w:t>
-        </w:r>
-      </w:hyperlink>
+      <w:r>
+        <w:rPr>
+          <w:lang w:val="id_ID" w:bidi="id_ID"/>
+        </w:rPr>
+        <w:t>Nya</w:t>
+      </w:r>
       <w:r>
         <w:rPr>
           <w:lang w:val="id_ID" w:bidi="id_ID"/>
@@ -1081,7 +941,6 @@
       </w:r>
       <w:r>
         <w:rPr>
-          <w:b/>
           <w:lang w:val="id_ID" w:bidi="id_ID"/>
         </w:rPr>
         <w:t>imam-imam</w:t>
@@ -1092,36 +951,24 @@
         </w:rPr>
         <w:t xml:space="preserve">. Para imam adalah orang-orang yang bekerja di </w:t>
       </w:r>
-      <w:hyperlink r:id="rId24">
-        <w:r>
-          <w:rPr>
-            <w:lang w:val="id_ID" w:bidi="id_ID"/>
-          </w:rPr>
-          <w:rPr>
-            <w:color w:val="0000EE"/>
-            <w:u w:val="single"/>
-          </w:rPr>
-          <w:t>Bait</w:t>
-        </w:r>
-      </w:hyperlink>
+      <w:r>
+        <w:rPr>
+          <w:lang w:val="id_ID" w:bidi="id_ID"/>
+        </w:rPr>
+        <w:t>Bait</w:t>
+      </w:r>
       <w:r>
         <w:rPr>
           <w:lang w:val="id_ID" w:bidi="id_ID"/>
         </w:rPr>
         <w:t xml:space="preserve"> Allah di </w:t>
       </w:r>
-      <w:hyperlink r:id="rId23">
-        <w:r>
-          <w:rPr>
-            <w:lang w:val="id_ID" w:bidi="id_ID"/>
-          </w:rPr>
-          <w:rPr>
-            <w:color w:val="0000EE"/>
-            <w:u w:val="single"/>
-          </w:rPr>
-          <w:t>Yerusalem</w:t>
-        </w:r>
-      </w:hyperlink>
+      <w:r>
+        <w:rPr>
+          <w:lang w:val="id_ID" w:bidi="id_ID"/>
+        </w:rPr>
+        <w:t>Yerusalem</w:t>
+      </w:r>
       <w:r>
         <w:rPr>
           <w:lang w:val="id_ID" w:bidi="id_ID"/>
@@ -1130,7 +977,6 @@
       </w:r>
       <w:r>
         <w:rPr>
-          <w:b/>
           <w:lang w:val="id_ID" w:bidi="id_ID"/>
         </w:rPr>
         <w:t>menyembah</w:t>
@@ -1143,7 +989,6 @@
       </w:r>
       <w:r>
         <w:rPr>
-          <w:b/>
           <w:lang w:val="id_ID" w:bidi="id_ID"/>
         </w:rPr>
         <w:t>korban</w:t>
@@ -1229,36 +1074,24 @@
         </w:rPr>
         <w:t xml:space="preserve">. Seorang percaya adalah orang yang telah memilih untuk percaya kepada </w:t>
       </w:r>
-      <w:hyperlink r:id="rId31">
-        <w:r>
-          <w:rPr>
-            <w:lang w:val="id_ID" w:bidi="id_ID"/>
-          </w:rPr>
-          <w:rPr>
-            <w:color w:val="0000EE"/>
-            <w:u w:val="single"/>
-          </w:rPr>
-          <w:t>kabar baik</w:t>
-        </w:r>
-      </w:hyperlink>
+      <w:r>
+        <w:rPr>
+          <w:lang w:val="id_ID" w:bidi="id_ID"/>
+        </w:rPr>
+        <w:t>kabar baik</w:t>
+      </w:r>
       <w:r>
         <w:rPr>
           <w:lang w:val="id_ID" w:bidi="id_ID"/>
         </w:rPr>
         <w:t xml:space="preserve"> tentang Yesus dan beriman kepada Yesus dan mengikut Dia sebagai </w:t>
       </w:r>
-      <w:hyperlink r:id="rId32">
-        <w:r>
-          <w:rPr>
-            <w:lang w:val="id_ID" w:bidi="id_ID"/>
-          </w:rPr>
-          <w:rPr>
-            <w:color w:val="0000EE"/>
-            <w:u w:val="single"/>
-          </w:rPr>
-          <w:t>Tuhan</w:t>
-        </w:r>
-      </w:hyperlink>
+      <w:r>
+        <w:rPr>
+          <w:lang w:val="id_ID" w:bidi="id_ID"/>
+        </w:rPr>
+        <w:t>Tuhan</w:t>
+      </w:r>
       <w:r>
         <w:rPr>
           <w:lang w:val="id_ID" w:bidi="id_ID"/>
@@ -1326,36 +1159,24 @@
         </w:rPr>
         <w:t xml:space="preserve">. Yunani adalah negara yang berada di bagian selatan daerah yang sekarang kita sebut Eropa. Beberapa ratus tahun sebelum kelahiran Kristus, Yunani adalah </w:t>
       </w:r>
-      <w:hyperlink r:id="rId15">
-        <w:r>
-          <w:rPr>
-            <w:lang w:val="id_ID" w:bidi="id_ID"/>
-          </w:rPr>
-          <w:rPr>
-            <w:color w:val="0000EE"/>
-            <w:u w:val="single"/>
-          </w:rPr>
-          <w:t>bangsa</w:t>
-        </w:r>
-      </w:hyperlink>
+      <w:r>
+        <w:rPr>
+          <w:lang w:val="id_ID" w:bidi="id_ID"/>
+        </w:rPr>
+        <w:t>bangsa</w:t>
+      </w:r>
       <w:r>
         <w:rPr>
           <w:lang w:val="id_ID" w:bidi="id_ID"/>
         </w:rPr>
         <w:t xml:space="preserve"> yang paling berkuasa di daerah itu, dan orang-orang Yunani sedang memerintah atas wilayah yang sangat besar. Wilayah ini juga termasuk </w:t>
       </w:r>
-      <w:hyperlink r:id="rId19">
-        <w:r>
-          <w:rPr>
-            <w:lang w:val="id_ID" w:bidi="id_ID"/>
-          </w:rPr>
-          <w:rPr>
-            <w:color w:val="0000EE"/>
-            <w:u w:val="single"/>
-          </w:rPr>
-          <w:t>Israel</w:t>
-        </w:r>
-      </w:hyperlink>
+      <w:r>
+        <w:rPr>
+          <w:lang w:val="id_ID" w:bidi="id_ID"/>
+        </w:rPr>
+        <w:t>Israel</w:t>
+      </w:r>
       <w:r>
         <w:rPr>
           <w:lang w:val="id_ID" w:bidi="id_ID"/>
@@ -1378,7 +1199,6 @@
       </w:r>
       <w:r>
         <w:rPr>
-          <w:b/>
           <w:lang w:val="id_ID" w:bidi="id_ID"/>
         </w:rPr>
         <w:t>menyembah</w:t>
@@ -1391,7 +1211,6 @@
       </w:r>
       <w:r>
         <w:rPr>
-          <w:b/>
           <w:lang w:val="id_ID" w:bidi="id_ID"/>
         </w:rPr>
         <w:t>Yahudi</w:t>
@@ -1444,36 +1263,24 @@
         </w:rPr>
         <w:t xml:space="preserve">Oleh karena itu dalam Perjanjian Baru, istilah Yunani dapat merujuk kepada orang-orang yang termasuk dalam negara Yunani, atau dapat merujuk kepada orang-orang yang telah mengadopsi budaya dan bahasa Yunani. Seorang Yahudi yang baik tidak akan mengadopsi budaya Yunani, yang melibatkan penyembahan </w:t>
       </w:r>
-      <w:hyperlink r:id="rId33">
-        <w:r>
-          <w:rPr>
-            <w:lang w:val="id_ID" w:bidi="id_ID"/>
-          </w:rPr>
-          <w:rPr>
-            <w:color w:val="0000EE"/>
-            <w:u w:val="single"/>
-          </w:rPr>
-          <w:t>berhala</w:t>
-        </w:r>
-      </w:hyperlink>
+      <w:r>
+        <w:rPr>
+          <w:lang w:val="id_ID" w:bidi="id_ID"/>
+        </w:rPr>
+        <w:t>berhala</w:t>
+      </w:r>
       <w:r>
         <w:rPr>
           <w:lang w:val="id_ID" w:bidi="id_ID"/>
         </w:rPr>
         <w:t xml:space="preserve">, dan oleh karena itu kata Yunani mulai digunakan dalam arti "siapa pun yang bukan seorang Yahudi." Dalam pengertian itu, kadang-kadang kata "Yunani" dapat berarti yang sama dengan kata </w:t>
       </w:r>
-      <w:hyperlink r:id="rId34">
-        <w:r>
-          <w:rPr>
-            <w:lang w:val="id_ID" w:bidi="id_ID"/>
-          </w:rPr>
-          <w:rPr>
-            <w:color w:val="0000EE"/>
-            <w:u w:val="single"/>
-          </w:rPr>
-          <w:t>Kafir</w:t>
-        </w:r>
-      </w:hyperlink>
+      <w:r>
+        <w:rPr>
+          <w:lang w:val="id_ID" w:bidi="id_ID"/>
+        </w:rPr>
+        <w:t>Kafir</w:t>
+      </w:r>
       <w:r>
         <w:rPr>
           <w:lang w:val="id_ID" w:bidi="id_ID"/>
@@ -1541,18 +1348,12 @@
         </w:rPr>
         <w:t xml:space="preserve"> memiliki hak dan kuasa untuk membuat keputusan dan penghakiman. Otoritas yang tertinggi adalah milik Allah. Allah dapat memberikan otoritas kepada orang lain untuk membuat keputusan atau penghakiman atas nama-Nya. Allah akan sering menunjukkan bahwa Ia telah memberikan otoritas kepada orang-orang dengan memberikan mereka kuasa juga untuk melakukan banyak </w:t>
       </w:r>
-      <w:hyperlink r:id="rId35">
-        <w:r>
-          <w:rPr>
-            <w:lang w:val="id_ID" w:bidi="id_ID"/>
-          </w:rPr>
-          <w:rPr>
-            <w:color w:val="0000EE"/>
-            <w:u w:val="single"/>
-          </w:rPr>
-          <w:t>mujizat.</w:t>
-        </w:r>
-      </w:hyperlink>
+      <w:r>
+        <w:rPr>
+          <w:lang w:val="id_ID" w:bidi="id_ID"/>
+        </w:rPr>
+        <w:t>mujizat.</w:t>
+      </w:r>
     </w:p>
     <w:p>
       <w:pPr/>
@@ -1567,18 +1368,12 @@
         </w:rPr>
         <w:t xml:space="preserve">Yesus memiliki otoritas karena Ia adalah </w:t>
       </w:r>
-      <w:hyperlink r:id="rId20">
-        <w:r>
-          <w:rPr>
-            <w:lang w:val="id_ID" w:bidi="id_ID"/>
-          </w:rPr>
-          <w:rPr>
-            <w:color w:val="0000EE"/>
-            <w:u w:val="single"/>
-          </w:rPr>
-          <w:t>Raja</w:t>
-        </w:r>
-      </w:hyperlink>
+      <w:r>
+        <w:rPr>
+          <w:lang w:val="id_ID" w:bidi="id_ID"/>
+        </w:rPr>
+        <w:t>Raja</w:t>
+      </w:r>
       <w:r>
         <w:rPr>
           <w:lang w:val="id_ID" w:bidi="id_ID"/>
@@ -1601,7 +1396,6 @@
       </w:r>
       <w:r>
         <w:rPr>
-          <w:b/>
           <w:lang w:val="id_ID" w:bidi="id_ID"/>
         </w:rPr>
         <w:t>rasul</w:t>
@@ -1612,18 +1406,12 @@
         </w:rPr>
         <w:t xml:space="preserve"> memiliki otoritas di dalam </w:t>
       </w:r>
-      <w:hyperlink r:id="rId36">
-        <w:r>
-          <w:rPr>
-            <w:lang w:val="id_ID" w:bidi="id_ID"/>
-          </w:rPr>
-          <w:rPr>
-            <w:color w:val="0000EE"/>
-            <w:u w:val="single"/>
-          </w:rPr>
-          <w:t>gereja</w:t>
-        </w:r>
-      </w:hyperlink>
+      <w:r>
+        <w:rPr>
+          <w:lang w:val="id_ID" w:bidi="id_ID"/>
+        </w:rPr>
+        <w:t>gereja</w:t>
+      </w:r>
       <w:r>
         <w:rPr>
           <w:lang w:val="id_ID" w:bidi="id_ID"/>
